--- a/docs/我要干饭-开发者说明书-v1.4.docx
+++ b/docs/我要干饭-开发者说明书-v1.4.docx
@@ -26,7 +26,7 @@
           <w:color w:val="666666"/>
           <w:sz w:val="28"/>
         </w:rPr>
-        <w:t>多租户模式切换与组织管理</w:t>
+        <w:t>多租户模式切换与组织管理（v1.5：菜单页常点 tab + 个人点餐统计）</w:t>
       </w:r>
     </w:p>
     <w:p>
@@ -39,7 +39,7 @@
           <w:color w:val="999999"/>
           <w:sz w:val="22"/>
         </w:rPr>
-        <w:t>v1.4  ·  2026-06-19</w:t>
+        <w:t>v1.5  ·  2026-06-20</w:t>
       </w:r>
     </w:p>
     <w:p/>
@@ -701,6 +701,18 @@
       </w:r>
     </w:p>
     <w:p>
+      <w:pPr>
+        <w:pStyle w:val="ListBullet"/>
+      </w:pPr>
+      <w:r>
+        <w:rPr>
+          <w:rFonts w:ascii="微软雅黑" w:hAnsi="微软雅黑" w:eastAsia="微软雅黑"/>
+          <w:sz w:val="21"/>
+        </w:rPr>
+        <w:t xml:space="preserve">lunch_user_menu_stats 同样含 groupId 字段，按组隔离。</w:t>
+      </w:r>
+    </w:p>
+    <w:p>
       <w:r>
         <w:rPr>
           <w:rFonts w:ascii="微软雅黑" w:hAnsi="微软雅黑" w:eastAsia="微软雅黑"/>
@@ -1067,6 +1079,83 @@
           <w:color w:val="1A76D2"/>
           <w:sz w:val="32"/>
         </w:rPr>
+        <w:t xml:space="preserve">第9.5章  菜单页「常点」tab</w:t>
+      </w:r>
+    </w:p>
+    <w:p>
+      <w:r>
+        <w:rPr>
+          <w:rFonts w:ascii="微软雅黑" w:hAnsi="微软雅黑" w:eastAsia="微软雅黑"/>
+          <w:b w:val="0"/>
+          <w:sz w:val="21"/>
+        </w:rPr>
+        <w:t xml:space="preserve">菜单页顶部 tab 栏：全部 | 常点 | 供应商...</w:t>
+      </w:r>
+    </w:p>
+    <w:p>
+      <w:pPr>
+        <w:pStyle w:val="ListBullet"/>
+      </w:pPr>
+      <w:r>
+        <w:rPr>
+          <w:rFonts w:ascii="微软雅黑" w:hAnsi="微软雅黑" w:eastAsia="微软雅黑"/>
+          <w:sz w:val="21"/>
+        </w:rPr>
+        <w:t xml:space="preserve">全部：所有可见菜品，按 LRU → 频率 → sortNo 排序</w:t>
+      </w:r>
+    </w:p>
+    <w:p>
+      <w:pPr>
+        <w:pStyle w:val="ListBullet"/>
+      </w:pPr>
+      <w:r>
+        <w:rPr>
+          <w:rFonts w:ascii="微软雅黑" w:hAnsi="微软雅黑" w:eastAsia="微软雅黑"/>
+          <w:sz w:val="21"/>
+        </w:rPr>
+        <w:t xml:space="preserve">常点：个人常点优先（userCount&gt;0，按 lastAt 降序），不足 9 个用大众常点补齐（orderCount&gt;0，按 lastOrderedAt 降序），平铺不分组，最多 9 个</w:t>
+      </w:r>
+    </w:p>
+    <w:p>
+      <w:pPr>
+        <w:pStyle w:val="ListBullet"/>
+      </w:pPr>
+      <w:r>
+        <w:rPr>
+          <w:rFonts w:ascii="微软雅黑" w:hAnsi="微软雅黑" w:eastAsia="微软雅黑"/>
+          <w:sz w:val="21"/>
+        </w:rPr>
+        <w:t xml:space="preserve">供应商 tab：按供应商分组，tab 顺序按该供应商最近被点餐时间降序</w:t>
+      </w:r>
+    </w:p>
+    <w:p>
+      <w:r>
+        <w:rPr>
+          <w:rFonts w:ascii="微软雅黑" w:hAnsi="微软雅黑" w:eastAsia="微软雅黑"/>
+          <w:b w:val="0"/>
+          <w:sz w:val="21"/>
+        </w:rPr>
+        <w:t xml:space="preserve">默认进入「常点」tab（有记录时）。帮他人点餐时，「常点」按被帮人的 lunch_user_menu_stats 排序。</w:t>
+      </w:r>
+    </w:p>
+    <w:p>
+      <w:r>
+        <w:rPr>
+          <w:rFonts w:ascii="微软雅黑" w:hAnsi="微软雅黑" w:eastAsia="微软雅黑"/>
+          <w:b w:val="0"/>
+          <w:sz w:val="21"/>
+        </w:rPr>
+        <w:t xml:space="preserve">关键文件：src/hooks/useMenuFilter.ts、src/components/menu/MenuFilter.vue、src/components/menu/MenuTable.vue、wxcloud/functions/lunch_order/index.js（_upsertUserStat/getUserMenuStats/_mergePublicStats）、wxcloud/functions/lunch_menu/index.js（getMenuList 合并大众+个人统计）</w:t>
+      </w:r>
+    </w:p>
+    <w:p>
+      <w:r>
+        <w:rPr>
+          <w:rFonts w:ascii="微软雅黑" w:hAnsi="微软雅黑" w:eastAsia="微软雅黑"/>
+          <w:b/>
+          <w:color w:val="1A76D2"/>
+          <w:sz w:val="32"/>
+        </w:rPr>
         <w:t>第10章  通用模式云函数接口</w:t>
       </w:r>
     </w:p>
@@ -1302,6 +1391,26 @@
           <w:sz w:val="21"/>
         </w:rPr>
         <w:t>lunch_monthly_stats：groupId、月度统计</w:t>
+      </w:r>
+    </w:p>
+    <w:p>
+      <w:pPr>
+        <w:pStyle w:val="ListBullet"/>
+      </w:pPr>
+      <w:r>
+        <w:rPr>
+          <w:rFonts w:ascii="微软雅黑" w:hAnsi="微软雅黑" w:eastAsia="微软雅黑"/>
+          <w:b/>
+          <w:sz w:val="21"/>
+        </w:rPr>
+        <w:t xml:space="preserve">个人点餐统计：</w:t>
+      </w:r>
+      <w:r>
+        <w:rPr>
+          <w:rFonts w:ascii="微软雅黑" w:hAnsi="微软雅黑" w:eastAsia="微软雅黑"/>
+          <w:sz w:val="21"/>
+        </w:rPr>
+        <w:t xml:space="preserve">lunch_user_menu_stats：groupId、memberId、menuId、count、lastAt（确定性 _id=groupId_memberId_menuId，支撑"常点"tab 个人化 LRU 排序）</w:t>
       </w:r>
     </w:p>
     <w:p>

--- a/docs/我要干饭-开发者说明书-v1.4.docx
+++ b/docs/我要干饭-开发者说明书-v1.4.docx
@@ -26,7 +26,7 @@
           <w:color w:val="666666"/>
           <w:sz w:val="28"/>
         </w:rPr>
-        <w:t>多租户模式切换与组织管理（v1.5：菜单页常点 tab + 个人点餐统计）</w:t>
+        <w:t>多租户模式切换与组织管理（v1.6：菜单页常点 tab + 个人点餐统计 + 首页/菜单页去金额改点单数）</w:t>
       </w:r>
     </w:p>
     <w:p>
@@ -39,7 +39,7 @@
           <w:color w:val="999999"/>
           <w:sz w:val="22"/>
         </w:rPr>
-        <w:t>v1.5  ·  2026-06-20</w:t>
+        <w:t>v1.6  ·  2026-06-20</w:t>
       </w:r>
     </w:p>
     <w:p/>

--- a/docs/我要干饭-开发者说明书-v1.4.docx
+++ b/docs/我要干饭-开发者说明书-v1.4.docx
@@ -26,7 +26,7 @@
           <w:color w:val="666666"/>
           <w:sz w:val="28"/>
         </w:rPr>
-        <w:t>多租户模式切换与组织管理（v1.6：菜单页常点 tab + 个人点餐统计 + 首页/菜单页去金额改点单数）</w:t>
+        <w:t>多租户模式切换与组织管理（v1.7：登录流程改造——空名创建+isNew+欢迎弹窗+虚拟成员关联双向数据转移）</w:t>
       </w:r>
     </w:p>
     <w:p>
@@ -1323,14 +1323,13 @@
           <w:b/>
           <w:sz w:val="21"/>
         </w:rPr>
-        <w:t>成员集合：</w:t>
+        <w:t>成员集合：lunch_members：groupId、openid、role(creator/admin/member)、nickName、name、avatar、isVirtual(虚拟成员标记)、privacyAgreed</w:t>
       </w:r>
       <w:r>
         <w:rPr>
           <w:rFonts w:ascii="微软雅黑" w:hAnsi="微软雅黑" w:eastAsia="微软雅黑"/>
           <w:sz w:val="21"/>
         </w:rPr>
-        <w:t>lunch_members：groupId、openid、role(creator/admin/member)、nickName、name</w:t>
       </w:r>
     </w:p>
     <w:p>
